--- a/Tech_demonstration/Text.docx
+++ b/Tech_demonstration/Text.docx
@@ -43,13 +43,29 @@
     <w:p>
       <w:r>
         <w:pict w14:anchorId="746A4178">
-          <v:rect id="_x0000_i1049" style="width:0;height:1.5pt" o:hralign="center" o:hrstd="t" o:hr="t" fillcolor="#a0a0a0" stroked="f"/>
+          <v:rect id="_x0000_i1025" style="width:0;height:1.5pt" o:hralign="center" o:hrstd="t" o:hr="t" fillcolor="#a0a0a0" stroked="f"/>
         </w:pict>
       </w:r>
     </w:p>
     <w:p>
       <w:r>
-        <w:t xml:space="preserve">2. Basic Function Blocks </w:t>
+        <w:t xml:space="preserve">2. Basic </w:t>
+      </w:r>
+      <w:proofErr w:type="spellStart"/>
+      <w:r>
+        <w:t>Function</w:t>
+      </w:r>
+      <w:proofErr w:type="spellEnd"/>
+      <w:r>
+        <w:t xml:space="preserve"> </w:t>
+      </w:r>
+      <w:proofErr w:type="spellStart"/>
+      <w:r>
+        <w:t>Blocks</w:t>
+      </w:r>
+      <w:proofErr w:type="spellEnd"/>
+      <w:r>
+        <w:t xml:space="preserve"> </w:t>
       </w:r>
     </w:p>
     <w:p>
@@ -275,14 +291,7 @@
           <w:rStyle w:val="Strong"/>
           <w:lang w:val="en-GB"/>
         </w:rPr>
-        <w:t>Implementation</w:t>
-      </w:r>
-      <w:r>
-        <w:rPr>
-          <w:rStyle w:val="Strong"/>
-          <w:lang w:val="en-GB"/>
-        </w:rPr>
-        <w:t>:</w:t>
+        <w:t>Implementation:</w:t>
       </w:r>
     </w:p>
     <w:p>
@@ -420,7 +429,7 @@
     <w:p>
       <w:r>
         <w:pict w14:anchorId="70322069">
-          <v:rect id="_x0000_i1058" style="width:0;height:1.5pt" o:hralign="center" o:hrstd="t" o:hr="t" fillcolor="#a0a0a0" stroked="f"/>
+          <v:rect id="_x0000_i1026" style="width:0;height:1.5pt" o:hralign="center" o:hrstd="t" o:hr="t" fillcolor="#a0a0a0" stroked="f"/>
         </w:pict>
       </w:r>
     </w:p>
@@ -480,37 +489,7 @@
         <w:rPr>
           <w:lang w:val="en"/>
         </w:rPr>
-        <w:t xml:space="preserve">The </w:t>
-      </w:r>
-      <w:r>
-        <w:rPr>
-          <w:lang w:val="en"/>
-        </w:rPr>
-        <w:t xml:space="preserve">E_RS </w:t>
-      </w:r>
-      <w:r>
-        <w:rPr>
-          <w:lang w:val="en"/>
-        </w:rPr>
-        <w:t xml:space="preserve">block shall set Q to TRUE when </w:t>
-      </w:r>
-      <w:r>
-        <w:rPr>
-          <w:lang w:val="en"/>
-        </w:rPr>
-        <w:t>event triggered on S input</w:t>
-      </w:r>
-      <w:r>
-        <w:rPr>
-          <w:lang w:val="en"/>
-        </w:rPr>
-        <w:t xml:space="preserve">. </w:t>
-      </w:r>
-      <w:r>
-        <w:rPr>
-          <w:lang w:val="en"/>
-        </w:rPr>
-        <w:t>Q should be reset to 0 when event R is triggered. Output event is triggered when Q value is changed.</w:t>
+        <w:t>The E_RS block shall set Q to TRUE when event triggered on S input. Q should be reset to 0 when event R is triggered. Output event is triggered when Q value is changed.</w:t>
       </w:r>
       <w:r>
         <w:rPr>
@@ -566,37 +545,7 @@
         <w:rPr>
           <w:lang w:val="en"/>
         </w:rPr>
-        <w:t xml:space="preserve">Interface consists of 2 input events </w:t>
-      </w:r>
-      <w:r>
-        <w:rPr>
-          <w:lang w:val="en"/>
-        </w:rPr>
-        <w:t>S and R</w:t>
-      </w:r>
-      <w:r>
-        <w:rPr>
-          <w:lang w:val="en"/>
-        </w:rPr>
-        <w:t xml:space="preserve"> and </w:t>
-      </w:r>
-      <w:r>
-        <w:rPr>
-          <w:lang w:val="en"/>
-        </w:rPr>
-        <w:t>no input</w:t>
-      </w:r>
-      <w:r>
-        <w:rPr>
-          <w:lang w:val="en"/>
-        </w:rPr>
-        <w:t xml:space="preserve">. Output consists of </w:t>
-      </w:r>
-      <w:r>
-        <w:rPr>
-          <w:lang w:val="en"/>
-        </w:rPr>
-        <w:t>one EO and BOOL value Q associated to it .</w:t>
+        <w:t>Interface consists of 2 input events S and R and no input. Output consists of one EO and BOOL value Q associated to it .</w:t>
       </w:r>
     </w:p>
     <w:p>
@@ -680,43 +629,7 @@
         <w:rPr>
           <w:lang w:val="en"/>
         </w:rPr>
-        <w:t xml:space="preserve">State </w:t>
-      </w:r>
-      <w:r>
-        <w:rPr>
-          <w:lang w:val="en"/>
-        </w:rPr>
-        <w:t>RE</w:t>
-      </w:r>
-      <w:r>
-        <w:rPr>
-          <w:lang w:val="en"/>
-        </w:rPr>
-        <w:t>SET triggers event EO and algorithm A_</w:t>
-      </w:r>
-      <w:r>
-        <w:rPr>
-          <w:lang w:val="en"/>
-        </w:rPr>
-        <w:t>RE</w:t>
-      </w:r>
-      <w:r>
-        <w:rPr>
-          <w:lang w:val="en"/>
-        </w:rPr>
-        <w:t xml:space="preserve">SET is executed. Algorithm sets Q to </w:t>
-      </w:r>
-      <w:r>
-        <w:rPr>
-          <w:lang w:val="en"/>
-        </w:rPr>
-        <w:t>0</w:t>
-      </w:r>
-      <w:r>
-        <w:rPr>
-          <w:lang w:val="en"/>
-        </w:rPr>
-        <w:t>.</w:t>
+        <w:t>State RESET triggers event EO and algorithm A_RESET is executed. Algorithm sets Q to 0.</w:t>
       </w:r>
     </w:p>
     <w:p>
@@ -750,13 +663,45 @@
     <w:p>
       <w:r>
         <w:pict w14:anchorId="288B76AE">
-          <v:rect id="_x0000_i1061" style="width:0;height:1.5pt" o:hralign="center" o:hrstd="t" o:hr="t" fillcolor="#a0a0a0" stroked="f"/>
+          <v:rect id="_x0000_i1027" style="width:0;height:1.5pt" o:hralign="center" o:hrstd="t" o:hr="t" fillcolor="#a0a0a0" stroked="f"/>
         </w:pict>
       </w:r>
     </w:p>
     <w:p>
       <w:r>
-        <w:t>3. Composite Function Blocks (4–6 minutes)</w:t>
+        <w:t xml:space="preserve">3. </w:t>
+      </w:r>
+      <w:proofErr w:type="spellStart"/>
+      <w:r>
+        <w:t>Composite</w:t>
+      </w:r>
+      <w:proofErr w:type="spellEnd"/>
+      <w:r>
+        <w:t xml:space="preserve"> </w:t>
+      </w:r>
+      <w:proofErr w:type="spellStart"/>
+      <w:r>
+        <w:t>Function</w:t>
+      </w:r>
+      <w:proofErr w:type="spellEnd"/>
+      <w:r>
+        <w:t xml:space="preserve"> </w:t>
+      </w:r>
+      <w:proofErr w:type="spellStart"/>
+      <w:r>
+        <w:t>Blocks</w:t>
+      </w:r>
+      <w:proofErr w:type="spellEnd"/>
+      <w:r>
+        <w:t xml:space="preserve"> (4–6 </w:t>
+      </w:r>
+      <w:proofErr w:type="spellStart"/>
+      <w:r>
+        <w:t>minutes</w:t>
+      </w:r>
+      <w:proofErr w:type="spellEnd"/>
+      <w:r>
+        <w:t>)</w:t>
       </w:r>
     </w:p>
     <w:p>
@@ -818,8 +763,21 @@
           <w:numId w:val="8"/>
         </w:numPr>
       </w:pPr>
-      <w:r>
-        <w:t>Demonstrate the behaviour.</w:t>
+      <w:proofErr w:type="spellStart"/>
+      <w:r>
+        <w:t>Demonstrate</w:t>
+      </w:r>
+      <w:proofErr w:type="spellEnd"/>
+      <w:r>
+        <w:t xml:space="preserve"> the </w:t>
+      </w:r>
+      <w:proofErr w:type="spellStart"/>
+      <w:r>
+        <w:t>behaviour</w:t>
+      </w:r>
+      <w:proofErr w:type="spellEnd"/>
+      <w:r>
+        <w:t>.</w:t>
       </w:r>
     </w:p>
     <w:p>
@@ -849,37 +807,21 @@
         <w:rPr>
           <w:lang w:val="en-GB"/>
         </w:rPr>
-        <w:t>Implemented</w:t>
-      </w:r>
-      <w:r>
-        <w:rPr>
-          <w:lang w:val="en-GB"/>
-        </w:rPr>
-        <w:t xml:space="preserve"> Composete</w:t>
-      </w:r>
-      <w:r>
-        <w:rPr>
-          <w:lang w:val="en-GB"/>
-        </w:rPr>
-        <w:t xml:space="preserve"> Function blocks: </w:t>
-      </w:r>
-      <w:r>
-        <w:rPr>
-          <w:lang w:val="en-GB"/>
-        </w:rPr>
-        <w:t>Event Train</w:t>
-      </w:r>
-      <w:r>
-        <w:rPr>
-          <w:lang w:val="en-GB"/>
-        </w:rPr>
-        <w:t xml:space="preserve"> and </w:t>
-      </w:r>
-      <w:r>
-        <w:rPr>
-          <w:lang w:val="en-GB"/>
-        </w:rPr>
-        <w:t>Boolean Falling edge</w:t>
+        <w:t xml:space="preserve">Implemented </w:t>
+      </w:r>
+      <w:proofErr w:type="spellStart"/>
+      <w:r>
+        <w:rPr>
+          <w:lang w:val="en-GB"/>
+        </w:rPr>
+        <w:t>Composete</w:t>
+      </w:r>
+      <w:proofErr w:type="spellEnd"/>
+      <w:r>
+        <w:rPr>
+          <w:lang w:val="en-GB"/>
+        </w:rPr>
+        <w:t xml:space="preserve"> Function blocks: Event Train and Boolean Falling edge</w:t>
       </w:r>
     </w:p>
     <w:p>
@@ -936,7 +878,21 @@
         <w:rPr>
           <w:lang w:val="en"/>
         </w:rPr>
-        <w:t xml:space="preserve">After event Start is triggered event EO shall be triggered N times every delayTime interval. After N time triggered EO or STOP event </w:t>
+        <w:t xml:space="preserve">After event Start is triggered event EO shall be triggered N times every </w:t>
+      </w:r>
+      <w:proofErr w:type="spellStart"/>
+      <w:r>
+        <w:rPr>
+          <w:lang w:val="en"/>
+        </w:rPr>
+        <w:t>delayTime</w:t>
+      </w:r>
+      <w:proofErr w:type="spellEnd"/>
+      <w:r>
+        <w:rPr>
+          <w:lang w:val="en"/>
+        </w:rPr>
+        <w:t xml:space="preserve"> interval. After N time triggered EO or STOP event </w:t>
       </w:r>
       <w:r>
         <w:rPr>
@@ -948,13 +904,7 @@
         <w:rPr>
           <w:lang w:val="en"/>
         </w:rPr>
-        <w:t xml:space="preserve">, block shall stop.  </w:t>
-      </w:r>
-      <w:r>
-        <w:rPr>
-          <w:lang w:val="en"/>
-        </w:rPr>
-        <w:t>The Block must follow this timing diagram:</w:t>
+        <w:t>, block shall stop.  The Block must follow this timing diagram:</w:t>
       </w:r>
     </w:p>
     <w:p>
@@ -986,23 +936,25 @@
           <w:iCs/>
           <w:lang w:val="en"/>
         </w:rPr>
-        <w:t xml:space="preserve">Note: library implemented E_Train also requires </w:t>
-      </w:r>
+        <w:t xml:space="preserve">Note: library implemented </w:t>
+      </w:r>
+      <w:proofErr w:type="spellStart"/>
       <w:r>
         <w:rPr>
           <w:i/>
           <w:iCs/>
           <w:lang w:val="en"/>
         </w:rPr>
-        <w:t>STOP</w:t>
-      </w:r>
+        <w:t>E_Train</w:t>
+      </w:r>
+      <w:proofErr w:type="spellEnd"/>
       <w:r>
         <w:rPr>
           <w:i/>
           <w:iCs/>
           <w:lang w:val="en"/>
         </w:rPr>
-        <w:t xml:space="preserve"> event after every </w:t>
+        <w:t xml:space="preserve"> also requires </w:t>
       </w:r>
       <w:r>
         <w:rPr>
@@ -1010,7 +962,7 @@
           <w:iCs/>
           <w:lang w:val="en"/>
         </w:rPr>
-        <w:t>START</w:t>
+        <w:t>STOP</w:t>
       </w:r>
       <w:r>
         <w:rPr>
@@ -1018,6 +970,22 @@
           <w:iCs/>
           <w:lang w:val="en"/>
         </w:rPr>
+        <w:t xml:space="preserve"> event after every </w:t>
+      </w:r>
+      <w:r>
+        <w:rPr>
+          <w:i/>
+          <w:iCs/>
+          <w:lang w:val="en"/>
+        </w:rPr>
+        <w:t>START</w:t>
+      </w:r>
+      <w:r>
+        <w:rPr>
+          <w:i/>
+          <w:iCs/>
+          <w:lang w:val="en"/>
+        </w:rPr>
         <w:t xml:space="preserve"> event </w:t>
       </w:r>
     </w:p>
@@ -1113,7 +1081,21 @@
         <w:rPr>
           <w:lang w:val="en"/>
         </w:rPr>
-        <w:t xml:space="preserve"> Input value delayTime(type TIME) is associated with START event.</w:t>
+        <w:t xml:space="preserve"> Input value </w:t>
+      </w:r>
+      <w:proofErr w:type="spellStart"/>
+      <w:r>
+        <w:rPr>
+          <w:lang w:val="en"/>
+        </w:rPr>
+        <w:t>delayTime</w:t>
+      </w:r>
+      <w:proofErr w:type="spellEnd"/>
+      <w:r>
+        <w:rPr>
+          <w:lang w:val="en"/>
+        </w:rPr>
+        <w:t>(type TIME) is associated with START event.</w:t>
       </w:r>
       <w:r>
         <w:rPr>
@@ -1236,24 +1218,46 @@
           <w:lang w:val="en"/>
         </w:rPr>
       </w:pPr>
-      <w:r>
-        <w:rPr>
-          <w:lang w:val="en"/>
-        </w:rPr>
-        <w:t>E_cycle that triggers time intervals</w:t>
-      </w:r>
-    </w:p>
-    <w:p>
-      <w:pPr>
-        <w:rPr>
-          <w:lang w:val="en"/>
-        </w:rPr>
-      </w:pPr>
-      <w:r>
-        <w:rPr>
-          <w:lang w:val="en"/>
-        </w:rPr>
-        <w:t>E_CTU couns how much times E_CYCLE triggers output</w:t>
+      <w:proofErr w:type="spellStart"/>
+      <w:r>
+        <w:rPr>
+          <w:lang w:val="en"/>
+        </w:rPr>
+        <w:t>E_cycle</w:t>
+      </w:r>
+      <w:proofErr w:type="spellEnd"/>
+      <w:r>
+        <w:rPr>
+          <w:lang w:val="en"/>
+        </w:rPr>
+        <w:t xml:space="preserve"> that triggers time intervals</w:t>
+      </w:r>
+    </w:p>
+    <w:p>
+      <w:pPr>
+        <w:rPr>
+          <w:lang w:val="en"/>
+        </w:rPr>
+      </w:pPr>
+      <w:r>
+        <w:rPr>
+          <w:lang w:val="en"/>
+        </w:rPr>
+        <w:t xml:space="preserve">E_CTU </w:t>
+      </w:r>
+      <w:proofErr w:type="spellStart"/>
+      <w:r>
+        <w:rPr>
+          <w:lang w:val="en"/>
+        </w:rPr>
+        <w:t>couns</w:t>
+      </w:r>
+      <w:proofErr w:type="spellEnd"/>
+      <w:r>
+        <w:rPr>
+          <w:lang w:val="en"/>
+        </w:rPr>
+        <w:t xml:space="preserve"> how much times E_CYCLE triggers output</w:t>
       </w:r>
     </w:p>
     <w:p>
@@ -1368,7 +1372,7 @@
     <w:p>
       <w:r>
         <w:pict w14:anchorId="66F61D68">
-          <v:rect id="_x0000_i1051" style="width:0;height:1.5pt" o:hralign="center" o:hrstd="t" o:hr="t" fillcolor="#a0a0a0" stroked="f"/>
+          <v:rect id="_x0000_i1028" style="width:0;height:1.5pt" o:hralign="center" o:hrstd="t" o:hr="t" fillcolor="#a0a0a0" stroked="f"/>
         </w:pict>
       </w:r>
     </w:p>
@@ -1384,14 +1388,7 @@
           <w:rStyle w:val="Strong"/>
           <w:lang w:val="en-GB"/>
         </w:rPr>
-        <w:t>E_</w:t>
-      </w:r>
-      <w:r>
-        <w:rPr>
-          <w:rStyle w:val="Strong"/>
-          <w:lang w:val="en-GB"/>
-        </w:rPr>
-        <w:t>F_TRIGGER</w:t>
+        <w:t>E_F_TRIGGER</w:t>
       </w:r>
       <w:r>
         <w:rPr>
@@ -1488,7 +1485,21 @@
         <w:rPr>
           <w:lang w:val="en"/>
         </w:rPr>
-        <w:t xml:space="preserve">EI and QI (BOOL) is assiciated with this event. </w:t>
+        <w:t xml:space="preserve">EI and QI (BOOL) is </w:t>
+      </w:r>
+      <w:proofErr w:type="spellStart"/>
+      <w:r>
+        <w:rPr>
+          <w:lang w:val="en"/>
+        </w:rPr>
+        <w:t>assiciated</w:t>
+      </w:r>
+      <w:proofErr w:type="spellEnd"/>
+      <w:r>
+        <w:rPr>
+          <w:lang w:val="en"/>
+        </w:rPr>
+        <w:t xml:space="preserve"> with this event. </w:t>
       </w:r>
       <w:r>
         <w:rPr>
@@ -1675,9 +1686,134 @@
     <w:p>
       <w:pPr>
         <w:rPr>
-          <w:lang w:val="en-GB"/>
-        </w:rPr>
-      </w:pPr>
+          <w:rStyle w:val="Strong"/>
+          <w:lang w:val="en-GB"/>
+        </w:rPr>
+      </w:pPr>
+    </w:p>
+    <w:p>
+      <w:pPr>
+        <w:rPr>
+          <w:rStyle w:val="Strong"/>
+          <w:lang w:val="en-GB"/>
+        </w:rPr>
+      </w:pPr>
+      <w:r>
+        <w:rPr>
+          <w:rStyle w:val="Strong"/>
+          <w:lang w:val="en-GB"/>
+        </w:rPr>
+        <w:t>Reflection</w:t>
+      </w:r>
+    </w:p>
+    <w:p>
+      <w:pPr>
+        <w:rPr>
+          <w:rStyle w:val="Strong"/>
+          <w:b w:val="0"/>
+          <w:bCs w:val="0"/>
+          <w:lang w:val="en-GB"/>
+        </w:rPr>
+      </w:pPr>
+      <w:r>
+        <w:rPr>
+          <w:rStyle w:val="Strong"/>
+          <w:b w:val="0"/>
+          <w:bCs w:val="0"/>
+          <w:lang w:val="en-GB"/>
+        </w:rPr>
+        <w:t xml:space="preserve">During implementation </w:t>
+      </w:r>
+      <w:r>
+        <w:rPr>
+          <w:rStyle w:val="Strong"/>
+          <w:b w:val="0"/>
+          <w:bCs w:val="0"/>
+          <w:lang w:val="en-GB"/>
+        </w:rPr>
+        <w:t>I faced some challenges. Firstly I implemented counter this way:</w:t>
+      </w:r>
+    </w:p>
+    <w:p>
+      <w:pPr>
+        <w:rPr>
+          <w:rStyle w:val="Strong"/>
+          <w:b w:val="0"/>
+          <w:bCs w:val="0"/>
+          <w:color w:val="EE0000"/>
+          <w:lang w:val="en-GB"/>
+        </w:rPr>
+      </w:pPr>
+      <w:r>
+        <w:rPr>
+          <w:rStyle w:val="Strong"/>
+          <w:b w:val="0"/>
+          <w:bCs w:val="0"/>
+          <w:color w:val="EE0000"/>
+          <w:lang w:val="en-GB"/>
+        </w:rPr>
+        <w:t xml:space="preserve">ECC </w:t>
+      </w:r>
+    </w:p>
+    <w:p>
+      <w:pPr>
+        <w:rPr>
+          <w:rStyle w:val="Strong"/>
+          <w:b w:val="0"/>
+          <w:bCs w:val="0"/>
+          <w:lang w:val="en-GB"/>
+        </w:rPr>
+      </w:pPr>
+      <w:r>
+        <w:rPr>
+          <w:rStyle w:val="Strong"/>
+          <w:b w:val="0"/>
+          <w:bCs w:val="0"/>
+          <w:lang w:val="en-GB"/>
+        </w:rPr>
+        <w:t xml:space="preserve">Problem is the first time CU is triggered, counter counts twice. Firstly I solved it by adding </w:t>
+      </w:r>
+    </w:p>
+    <w:p>
+      <w:pPr>
+        <w:rPr>
+          <w:rStyle w:val="Strong"/>
+          <w:b w:val="0"/>
+          <w:bCs w:val="0"/>
+          <w:lang w:val="en-GB"/>
+        </w:rPr>
+      </w:pPr>
+      <w:r>
+        <w:rPr>
+          <w:rStyle w:val="Strong"/>
+          <w:b w:val="0"/>
+          <w:bCs w:val="0"/>
+          <w:lang w:val="en-GB"/>
+        </w:rPr>
+        <w:lastRenderedPageBreak/>
+        <w:t>CU:=0; in algorithm. It works in simulation, but practically it makes no sense. Then I changed ECC by removing loop transition to COUNT state and adding “1” transition to START state .</w:t>
+      </w:r>
+    </w:p>
+    <w:p>
+      <w:pPr>
+        <w:rPr>
+          <w:rStyle w:val="Strong"/>
+          <w:b w:val="0"/>
+          <w:bCs w:val="0"/>
+          <w:color w:val="C00000"/>
+          <w:lang w:val="en-GB"/>
+        </w:rPr>
+      </w:pPr>
+      <w:r>
+        <w:rPr>
+          <w:rStyle w:val="Strong"/>
+          <w:b w:val="0"/>
+          <w:bCs w:val="0"/>
+          <w:color w:val="C00000"/>
+          <w:lang w:val="en-GB"/>
+        </w:rPr>
+        <w:t xml:space="preserve">ECC </w:t>
+      </w:r>
     </w:p>
     <w:sectPr>
       <w:pgSz w:w="11906" w:h="16838"/>
@@ -3817,6 +3953,7 @@
   <w:style w:type="character" w:default="1" w:styleId="DefaultParagraphFont">
     <w:name w:val="Default Paragraph Font"/>
     <w:uiPriority w:val="1"/>
+    <w:semiHidden/>
     <w:unhideWhenUsed/>
   </w:style>
   <w:style w:type="table" w:default="1" w:styleId="TableNormal">
@@ -4140,6 +4277,15 @@
       <w:bCs/>
     </w:rPr>
   </w:style>
+  <w:style w:type="paragraph" w:styleId="NoSpacing">
+    <w:name w:val="No Spacing"/>
+    <w:uiPriority w:val="1"/>
+    <w:qFormat/>
+    <w:rsid w:val="0056365B"/>
+    <w:pPr>
+      <w:spacing w:after="0" w:line="240" w:lineRule="auto"/>
+    </w:pPr>
+  </w:style>
 </w:styles>
 </file>
 
